--- a/docs/thesis/HepatoTwin_Progress_Report.docx
+++ b/docs/thesis/HepatoTwin_Progress_Report.docx
@@ -3546,7 +3546,7 @@
           <w:b w:val="0"/>
           <w:i w:val="0"/>
         </w:rPr>
-        <w:t xml:space="preserve"> Every model family, every additional variable and more data reach the same level, and even measurements from the scan itself only reach 0.53. Two people with the same weight, waist and blood tests can have very different liver fat, because of genetic risk, long-term diet and alcohol history, and metabolic factors that NHANES does not measure. The limit lies in the information routine data contain, not in the model; within the scope every change scored between 0.55 and 0.56 on the test set. Published models from routine data reach R² 0.34–0.56. Steatosis classification, which the twin uses, is strong and beats the established clinical scores.</w:t>
+        <w:t xml:space="preserve"> Every model family, every additional variable and more data reach the same level, and even measurements from the scan itself only reach 0.53. Two people with the same weight, waist and blood tests can have very different liver fat, because of genetic risk (liver fat is about 52% heritable in twins), long-term diet and alcohol history, and metabolic factors that NHANES does not measure. CAP itself is noisy: two operators agree at a concordance of 0.82, and CAP correlates with MRI liver fat at only r ≈ 0.66, so even a perfect model could not approach R² = 1. The limit lies in the information routine data contain, not in the model; within the scope every change scored between 0.55 and 0.56 on the test set. Published models from routine data reach R² 0.34–0.56 (0.37 in UK Biobank), so the in-scope 0.56 is comparable to or above them, although the studies use different reference measures. Steatosis classification, which the twin uses, is strong and beats the established clinical scores.</w:t>
       </w:r>
     </w:p>
     <w:p>

--- a/docs/thesis/HepatoTwin_Progress_Report.docx
+++ b/docs/thesis/HepatoTwin_Progress_Report.docx
@@ -3546,7 +3546,7 @@
           <w:b w:val="0"/>
           <w:i w:val="0"/>
         </w:rPr>
-        <w:t xml:space="preserve"> Every model family, every additional variable and more data reach the same level, and even measurements from the scan itself only reach 0.53. Two people with the same weight, waist and blood tests can have very different liver fat, because of genetic risk (liver fat is about 52% heritable in twins), long-term diet and alcohol history, and metabolic factors that NHANES does not measure. CAP itself is noisy: two operators agree at a concordance of 0.82, and CAP correlates with MRI liver fat at only r ≈ 0.66, so even a perfect model could not approach R² = 1. The limit lies in the information routine data contain, not in the model; within the scope every change scored between 0.55 and 0.56 on the test set. Published models from routine data reach R² 0.34–0.56 (0.37 in UK Biobank), so the in-scope 0.56 is comparable to or above them, although the studies use different reference measures. Steatosis classification, which the twin uses, is strong and beats the established clinical scores.</w:t>
+        <w:t xml:space="preserve"> Every model family, every additional variable and more data reach the same level, and even measurements from the scan itself only reach 0.53. Two people with the same weight, waist and blood tests can have very different liver fat, because of genetic risk (liver fat is about 52% heritable in twins), long-term diet and alcohol history, and metabolic factors that NHANES does not measure. CAP itself is noisy: two operators agree at a concordance of 0.82, and CAP correlates with MRI liver fat at only r ≈ 0.66, so even a perfect model could not approach R² = 1. The limit lies in the information routine data contain, not in the model; within the scope every change scored between 0.55 and 0.56 on the test set. Published models from routine data reach R² 0.34–0.54 (0.37 in UK Biobank), so the in-scope 0.56 is comparable to or above them, although the studies use different reference measures. Steatosis classification, which the twin uses, is strong and beats the established clinical scores.</w:t>
       </w:r>
     </w:p>
     <w:p>
